--- a/Appunti lezione/STL libreria.docx
+++ b/Appunti lezione/STL libreria.docx
@@ -2,9 +2,156 @@
 <file path=word/document.xml><?xml version="1.0" encoding="utf-8"?>
 <w:document xmlns:wpc="http://schemas.microsoft.com/office/word/2010/wordprocessingCanvas" xmlns:cx="http://schemas.microsoft.com/office/drawing/2014/chartex" xmlns:cx1="http://schemas.microsoft.com/office/drawing/2015/9/8/chartex" xmlns:cx2="http://schemas.microsoft.com/office/drawing/2015/10/21/chartex" xmlns:cx3="http://schemas.microsoft.com/office/drawing/2016/5/9/chartex" xmlns:cx4="http://schemas.microsoft.com/office/drawing/2016/5/10/chartex" xmlns:cx5="http://schemas.microsoft.com/office/drawing/2016/5/11/chartex" xmlns:cx6="http://schemas.microsoft.com/office/drawing/2016/5/12/chartex" xmlns:cx7="http://schemas.microsoft.com/office/drawing/2016/5/13/chartex" xmlns:cx8="http://schemas.microsoft.com/office/drawing/2016/5/14/chartex" xmlns:mc="http://schemas.openxmlformats.org/markup-compatibility/2006" xmlns:aink="http://schemas.microsoft.com/office/drawing/2016/ink" xmlns:am3d="http://schemas.microsoft.com/office/drawing/2017/model3d" xmlns:o="urn:schemas-microsoft-com:office:office" xmlns:oel="http://schemas.microsoft.com/office/2019/extlst" xmlns:r="http://schemas.openxmlformats.org/officeDocument/2006/relationships" xmlns:m="http://schemas.openxmlformats.org/officeDocument/2006/math" xmlns:v="urn:schemas-microsoft-com:vml" xmlns:wp14="http://schemas.microsoft.com/office/word/2010/wordprocessingDrawing" xmlns:wp="http://schemas.openxmlformats.org/drawingml/2006/wordprocessingDrawing" xmlns:w10="urn:schemas-microsoft-com:office:word" xmlns:w="http://schemas.openxmlformats.org/wordprocessingml/2006/main" xmlns:w14="http://schemas.microsoft.com/office/word/2010/wordml" xmlns:w15="http://schemas.microsoft.com/office/word/2012/wordml" xmlns:w16cex="http://schemas.microsoft.com/office/word/2018/wordml/cex" xmlns:w16cid="http://schemas.microsoft.com/office/word/2016/wordml/cid" xmlns:w16="http://schemas.microsoft.com/office/word/2018/wordml" xmlns:w16du="http://schemas.microsoft.com/office/word/2023/wordml/word16du" xmlns:w16sdtdh="http://schemas.microsoft.com/office/word/2020/wordml/sdtdatahash" xmlns:w16sdtfl="http://schemas.microsoft.com/office/word/2024/wordml/sdtformatlock" xmlns:w16se="http://schemas.microsoft.com/office/word/2015/wordml/symex" xmlns:wpg="http://schemas.microsoft.com/office/word/2010/wordprocessingGroup" xmlns:wpi="http://schemas.microsoft.com/office/word/2010/wordprocessingInk" xmlns:wne="http://schemas.microsoft.com/office/word/2006/wordml" xmlns:wps="http://schemas.microsoft.com/office/word/2010/wordprocessingShape" mc:Ignorable="w14 w15 w16se w16cid w16 w16cex w16sdtdh w16sdtfl w16du wp14">
   <w:body>
-    <w:p/>
+    <w:p>
+      <w:pPr>
+        <w:rPr>
+          <w:lang w:val="it-IT"/>
+        </w:rPr>
+      </w:pPr>
+      <w:r>
+        <w:rPr>
+          <w:lang w:val="it-IT"/>
+        </w:rPr>
+        <w:t>Libreria documentata che fornisce strutture dati tipiche in informatica.</w:t>
+      </w:r>
+    </w:p>
+    <w:p>
+      <w:pPr>
+        <w:pStyle w:val="ListParagraph"/>
+        <w:numPr>
+          <w:ilvl w:val="0"/>
+          <w:numId w:val="1"/>
+        </w:numPr>
+        <w:rPr>
+          <w:lang w:val="it-IT"/>
+        </w:rPr>
+      </w:pPr>
+      <w:r>
+        <w:rPr>
+          <w:lang w:val="it-IT"/>
+        </w:rPr>
+        <w:t>Container: strutture dati (liste, code, pile, code prioritarie, alberi)</w:t>
+      </w:r>
+      <w:r>
+        <w:rPr>
+          <w:lang w:val="it-IT"/>
+        </w:rPr>
+        <w:t>.</w:t>
+      </w:r>
+    </w:p>
+    <w:p>
+      <w:pPr>
+        <w:pStyle w:val="ListParagraph"/>
+      </w:pPr>
+      <w:r>
+        <w:rPr>
+          <w:u w:val="single"/>
+        </w:rPr>
+        <w:t>Sequential</w:t>
+      </w:r>
+      <w:r>
+        <w:t xml:space="preserve"> (vector, dequeue, list)</w:t>
+      </w:r>
+      <w:r>
+        <w:t xml:space="preserve">, </w:t>
+      </w:r>
+      <w:r>
+        <w:rPr>
+          <w:u w:val="single"/>
+        </w:rPr>
+        <w:t>associative</w:t>
+      </w:r>
+      <w:r>
+        <w:t xml:space="preserve"> (</w:t>
+      </w:r>
+      <w:proofErr w:type="spellStart"/>
+      <w:r>
+        <w:t>coppie</w:t>
+      </w:r>
+      <w:proofErr w:type="spellEnd"/>
+      <w:r>
+        <w:t xml:space="preserve"> </w:t>
+      </w:r>
+      <w:proofErr w:type="spellStart"/>
+      <w:r>
+        <w:t>chiave</w:t>
+      </w:r>
+      <w:proofErr w:type="spellEnd"/>
+      <w:r>
+        <w:t xml:space="preserve"> </w:t>
+      </w:r>
+      <w:proofErr w:type="spellStart"/>
+      <w:r>
+        <w:t>valore</w:t>
+      </w:r>
+      <w:proofErr w:type="spellEnd"/>
+      <w:r>
+        <w:t xml:space="preserve"> </w:t>
+      </w:r>
+      <w:proofErr w:type="spellStart"/>
+      <w:r>
+        <w:t>set,multiset</w:t>
+      </w:r>
+      <w:proofErr w:type="spellEnd"/>
+      <w:r>
+        <w:t>, map, multimap)</w:t>
+      </w:r>
+      <w:r>
+        <w:t xml:space="preserve">, </w:t>
+      </w:r>
+      <w:r>
+        <w:rPr>
+          <w:u w:val="single"/>
+        </w:rPr>
+        <w:t>adapters</w:t>
+      </w:r>
+      <w:r>
+        <w:t xml:space="preserve"> (stack, queue, priority queue)</w:t>
+      </w:r>
+      <w:r>
+        <w:t>.</w:t>
+      </w:r>
+    </w:p>
+    <w:p>
+      <w:pPr>
+        <w:pStyle w:val="ListParagraph"/>
+        <w:numPr>
+          <w:ilvl w:val="0"/>
+          <w:numId w:val="1"/>
+        </w:numPr>
+        <w:rPr>
+          <w:lang w:val="it-IT"/>
+        </w:rPr>
+      </w:pPr>
+      <w:r>
+        <w:rPr>
+          <w:lang w:val="it-IT"/>
+        </w:rPr>
+        <w:t xml:space="preserve">Classi “Iteratori”: evoluzione del cursore nella lista. </w:t>
+      </w:r>
+    </w:p>
+    <w:p>
+      <w:pPr>
+        <w:rPr>
+          <w:lang w:val="it-IT"/>
+        </w:rPr>
+      </w:pPr>
+    </w:p>
+    <w:p>
+      <w:pPr>
+        <w:rPr>
+          <w:lang w:val="it-IT"/>
+        </w:rPr>
+      </w:pPr>
+      <w:r>
+        <w:rPr>
+          <w:lang w:val="it-IT"/>
+        </w:rPr>
+        <w:t xml:space="preserve">Fornisce anche operatori per confrontare le strutture dati. Es. Confronto di liste &gt; &lt; == </w:t>
+      </w:r>
+    </w:p>
     <w:sectPr>
-      <w:headerReference w:type="default" r:id="rId6"/>
+      <w:headerReference w:type="default" r:id="rId10"/>
       <w:pgSz w:w="11906" w:h="16838"/>
       <w:pgMar w:top="1440" w:right="1440" w:bottom="1440" w:left="1440" w:header="708" w:footer="708" w:gutter="0"/>
       <w:cols w:space="708"/>
@@ -92,6 +239,103 @@
     </w:r>
   </w:p>
 </w:hdr>
+</file>
+
+<file path=word/numbering.xml><?xml version="1.0" encoding="utf-8"?>
+<w:numbering xmlns:wpc="http://schemas.microsoft.com/office/word/2010/wordprocessingCanvas" xmlns:cx="http://schemas.microsoft.com/office/drawing/2014/chartex" xmlns:cx1="http://schemas.microsoft.com/office/drawing/2015/9/8/chartex" xmlns:cx2="http://schemas.microsoft.com/office/drawing/2015/10/21/chartex" xmlns:cx3="http://schemas.microsoft.com/office/drawing/2016/5/9/chartex" xmlns:cx4="http://schemas.microsoft.com/office/drawing/2016/5/10/chartex" xmlns:cx5="http://schemas.microsoft.com/office/drawing/2016/5/11/chartex" xmlns:cx6="http://schemas.microsoft.com/office/drawing/2016/5/12/chartex" xmlns:cx7="http://schemas.microsoft.com/office/drawing/2016/5/13/chartex" xmlns:cx8="http://schemas.microsoft.com/office/drawing/2016/5/14/chartex" xmlns:mc="http://schemas.openxmlformats.org/markup-compatibility/2006" xmlns:aink="http://schemas.microsoft.com/office/drawing/2016/ink" xmlns:am3d="http://schemas.microsoft.com/office/drawing/2017/model3d" xmlns:o="urn:schemas-microsoft-com:office:office" xmlns:oel="http://schemas.microsoft.com/office/2019/extlst" xmlns:r="http://schemas.openxmlformats.org/officeDocument/2006/relationships" xmlns:m="http://schemas.openxmlformats.org/officeDocument/2006/math" xmlns:v="urn:schemas-microsoft-com:vml" xmlns:wp14="http://schemas.microsoft.com/office/word/2010/wordprocessingDrawing" xmlns:wp="http://schemas.openxmlformats.org/drawingml/2006/wordprocessingDrawing" xmlns:w10="urn:schemas-microsoft-com:office:word" xmlns:w="http://schemas.openxmlformats.org/wordprocessingml/2006/main" xmlns:w14="http://schemas.microsoft.com/office/word/2010/wordml" xmlns:w15="http://schemas.microsoft.com/office/word/2012/wordml" xmlns:w16cex="http://schemas.microsoft.com/office/word/2018/wordml/cex" xmlns:w16cid="http://schemas.microsoft.com/office/word/2016/wordml/cid" xmlns:w16="http://schemas.microsoft.com/office/word/2018/wordml" xmlns:w16du="http://schemas.microsoft.com/office/word/2023/wordml/word16du" xmlns:w16sdtdh="http://schemas.microsoft.com/office/word/2020/wordml/sdtdatahash" xmlns:w16sdtfl="http://schemas.microsoft.com/office/word/2024/wordml/sdtformatlock" xmlns:w16se="http://schemas.microsoft.com/office/word/2015/wordml/symex" xmlns:wpg="http://schemas.microsoft.com/office/word/2010/wordprocessingGroup" xmlns:wpi="http://schemas.microsoft.com/office/word/2010/wordprocessingInk" xmlns:wne="http://schemas.microsoft.com/office/word/2006/wordml" xmlns:wps="http://schemas.microsoft.com/office/word/2010/wordprocessingShape" mc:Ignorable="w14 w15 w16se w16cid w16 w16cex w16sdtdh w16sdtfl w16du wp14">
+  <w:abstractNum w:abstractNumId="0" w15:restartNumberingAfterBreak="0">
+    <w:nsid w:val="3183383E"/>
+    <w:multiLevelType w:val="hybridMultilevel"/>
+    <w:tmpl w:val="F26E100A"/>
+    <w:lvl w:ilvl="0" w:tplc="08090011">
+      <w:start w:val="1"/>
+      <w:numFmt w:val="decimal"/>
+      <w:lvlText w:val="%1)"/>
+      <w:lvlJc w:val="left"/>
+      <w:pPr>
+        <w:ind w:left="720" w:hanging="360"/>
+      </w:pPr>
+      <w:rPr>
+        <w:rFonts w:hint="default"/>
+      </w:rPr>
+    </w:lvl>
+    <w:lvl w:ilvl="1" w:tplc="08090019" w:tentative="1">
+      <w:start w:val="1"/>
+      <w:numFmt w:val="lowerLetter"/>
+      <w:lvlText w:val="%2."/>
+      <w:lvlJc w:val="left"/>
+      <w:pPr>
+        <w:ind w:left="1440" w:hanging="360"/>
+      </w:pPr>
+    </w:lvl>
+    <w:lvl w:ilvl="2" w:tplc="0809001B" w:tentative="1">
+      <w:start w:val="1"/>
+      <w:numFmt w:val="lowerRoman"/>
+      <w:lvlText w:val="%3."/>
+      <w:lvlJc w:val="right"/>
+      <w:pPr>
+        <w:ind w:left="2160" w:hanging="180"/>
+      </w:pPr>
+    </w:lvl>
+    <w:lvl w:ilvl="3" w:tplc="0809000F" w:tentative="1">
+      <w:start w:val="1"/>
+      <w:numFmt w:val="decimal"/>
+      <w:lvlText w:val="%4."/>
+      <w:lvlJc w:val="left"/>
+      <w:pPr>
+        <w:ind w:left="2880" w:hanging="360"/>
+      </w:pPr>
+    </w:lvl>
+    <w:lvl w:ilvl="4" w:tplc="08090019" w:tentative="1">
+      <w:start w:val="1"/>
+      <w:numFmt w:val="lowerLetter"/>
+      <w:lvlText w:val="%5."/>
+      <w:lvlJc w:val="left"/>
+      <w:pPr>
+        <w:ind w:left="3600" w:hanging="360"/>
+      </w:pPr>
+    </w:lvl>
+    <w:lvl w:ilvl="5" w:tplc="0809001B" w:tentative="1">
+      <w:start w:val="1"/>
+      <w:numFmt w:val="lowerRoman"/>
+      <w:lvlText w:val="%6."/>
+      <w:lvlJc w:val="right"/>
+      <w:pPr>
+        <w:ind w:left="4320" w:hanging="180"/>
+      </w:pPr>
+    </w:lvl>
+    <w:lvl w:ilvl="6" w:tplc="0809000F" w:tentative="1">
+      <w:start w:val="1"/>
+      <w:numFmt w:val="decimal"/>
+      <w:lvlText w:val="%7."/>
+      <w:lvlJc w:val="left"/>
+      <w:pPr>
+        <w:ind w:left="5040" w:hanging="360"/>
+      </w:pPr>
+    </w:lvl>
+    <w:lvl w:ilvl="7" w:tplc="08090019" w:tentative="1">
+      <w:start w:val="1"/>
+      <w:numFmt w:val="lowerLetter"/>
+      <w:lvlText w:val="%8."/>
+      <w:lvlJc w:val="left"/>
+      <w:pPr>
+        <w:ind w:left="5760" w:hanging="360"/>
+      </w:pPr>
+    </w:lvl>
+    <w:lvl w:ilvl="8" w:tplc="0809001B" w:tentative="1">
+      <w:start w:val="1"/>
+      <w:numFmt w:val="lowerRoman"/>
+      <w:lvlText w:val="%9."/>
+      <w:lvlJc w:val="right"/>
+      <w:pPr>
+        <w:ind w:left="6480" w:hanging="180"/>
+      </w:pPr>
+    </w:lvl>
+  </w:abstractNum>
+  <w:num w:numId="1" w16cid:durableId="130100349">
+    <w:abstractNumId w:val="0"/>
+  </w:num>
+</w:numbering>
 </file>
 
 <file path=word/styles.xml><?xml version="1.0" encoding="utf-8"?>
@@ -1371,4 +1615,239 @@
     </a:ext>
   </a:extLst>
 </a:theme>
+</file>
+
+<file path=customXml/item1.xml><?xml version="1.0" encoding="utf-8"?>
+<ct:contentTypeSchema xmlns:ct="http://schemas.microsoft.com/office/2006/metadata/contentType" xmlns:ma="http://schemas.microsoft.com/office/2006/metadata/properties/metaAttributes" ct:_="" ma:_="" ma:contentTypeName="Documento" ma:contentTypeID="0x0101007C32899E72379A4FBC5628731AA472F9" ma:contentTypeVersion="10" ma:contentTypeDescription="Creare un nuovo documento." ma:contentTypeScope="" ma:versionID="91c7eec8420ea9481b62d95862100d39">
+  <xsd:schema xmlns:xsd="http://www.w3.org/2001/XMLSchema" xmlns:xs="http://www.w3.org/2001/XMLSchema" xmlns:p="http://schemas.microsoft.com/office/2006/metadata/properties" xmlns:ns3="1f5a06a5-d553-42c7-bc8b-bb972c4b9415" targetNamespace="http://schemas.microsoft.com/office/2006/metadata/properties" ma:root="true" ma:fieldsID="6f44fd92f8cf54f2cf64050e115a7a92" ns3:_="">
+    <xsd:import namespace="1f5a06a5-d553-42c7-bc8b-bb972c4b9415"/>
+    <xsd:element name="properties">
+      <xsd:complexType>
+        <xsd:sequence>
+          <xsd:element name="documentManagement">
+            <xsd:complexType>
+              <xsd:all>
+                <xsd:element ref="ns3:MediaServiceDateTaken" minOccurs="0"/>
+                <xsd:element ref="ns3:MediaServiceMetadata" minOccurs="0"/>
+                <xsd:element ref="ns3:MediaServiceFastMetadata" minOccurs="0"/>
+                <xsd:element ref="ns3:MediaServiceSearchProperties" minOccurs="0"/>
+                <xsd:element ref="ns3:MediaServiceSystemTags" minOccurs="0"/>
+                <xsd:element ref="ns3:MediaServiceGenerationTime" minOccurs="0"/>
+                <xsd:element ref="ns3:MediaServiceEventHashCode" minOccurs="0"/>
+                <xsd:element ref="ns3:MediaLengthInSeconds" minOccurs="0"/>
+                <xsd:element ref="ns3:MediaServiceOCR" minOccurs="0"/>
+                <xsd:element ref="ns3:_activity" minOccurs="0"/>
+              </xsd:all>
+            </xsd:complexType>
+          </xsd:element>
+        </xsd:sequence>
+      </xsd:complexType>
+    </xsd:element>
+  </xsd:schema>
+  <xsd:schema xmlns:xsd="http://www.w3.org/2001/XMLSchema" xmlns:xs="http://www.w3.org/2001/XMLSchema" xmlns:dms="http://schemas.microsoft.com/office/2006/documentManagement/types" xmlns:pc="http://schemas.microsoft.com/office/infopath/2007/PartnerControls" targetNamespace="1f5a06a5-d553-42c7-bc8b-bb972c4b9415" elementFormDefault="qualified">
+    <xsd:import namespace="http://schemas.microsoft.com/office/2006/documentManagement/types"/>
+    <xsd:import namespace="http://schemas.microsoft.com/office/infopath/2007/PartnerControls"/>
+    <xsd:element name="MediaServiceDateTaken" ma:index="8" nillable="true" ma:displayName="MediaServiceDateTaken" ma:hidden="true" ma:indexed="true" ma:internalName="MediaServiceDateTaken" ma:readOnly="true">
+      <xsd:simpleType>
+        <xsd:restriction base="dms:Text"/>
+      </xsd:simpleType>
+    </xsd:element>
+    <xsd:element name="MediaServiceMetadata" ma:index="9" nillable="true" ma:displayName="MediaServiceMetadata" ma:hidden="true" ma:internalName="MediaServiceMetadata" ma:readOnly="true">
+      <xsd:simpleType>
+        <xsd:restriction base="dms:Note"/>
+      </xsd:simpleType>
+    </xsd:element>
+    <xsd:element name="MediaServiceFastMetadata" ma:index="10" nillable="true" ma:displayName="MediaServiceFastMetadata" ma:hidden="true" ma:internalName="MediaServiceFastMetadata" ma:readOnly="true">
+      <xsd:simpleType>
+        <xsd:restriction base="dms:Note"/>
+      </xsd:simpleType>
+    </xsd:element>
+    <xsd:element name="MediaServiceSearchProperties" ma:index="11" nillable="true" ma:displayName="MediaServiceSearchProperties" ma:hidden="true" ma:internalName="MediaServiceSearchProperties" ma:readOnly="true">
+      <xsd:simpleType>
+        <xsd:restriction base="dms:Note"/>
+      </xsd:simpleType>
+    </xsd:element>
+    <xsd:element name="MediaServiceSystemTags" ma:index="12" nillable="true" ma:displayName="MediaServiceSystemTags" ma:hidden="true" ma:internalName="MediaServiceSystemTags" ma:readOnly="true">
+      <xsd:simpleType>
+        <xsd:restriction base="dms:Note"/>
+      </xsd:simpleType>
+    </xsd:element>
+    <xsd:element name="MediaServiceGenerationTime" ma:index="13" nillable="true" ma:displayName="MediaServiceGenerationTime" ma:hidden="true" ma:internalName="MediaServiceGenerationTime" ma:readOnly="true">
+      <xsd:simpleType>
+        <xsd:restriction base="dms:Text"/>
+      </xsd:simpleType>
+    </xsd:element>
+    <xsd:element name="MediaServiceEventHashCode" ma:index="14" nillable="true" ma:displayName="MediaServiceEventHashCode" ma:hidden="true" ma:internalName="MediaServiceEventHashCode" ma:readOnly="true">
+      <xsd:simpleType>
+        <xsd:restriction base="dms:Text"/>
+      </xsd:simpleType>
+    </xsd:element>
+    <xsd:element name="MediaLengthInSeconds" ma:index="15" nillable="true" ma:displayName="MediaLengthInSeconds" ma:hidden="true" ma:internalName="MediaLengthInSeconds" ma:readOnly="true">
+      <xsd:simpleType>
+        <xsd:restriction base="dms:Unknown"/>
+      </xsd:simpleType>
+    </xsd:element>
+    <xsd:element name="MediaServiceOCR" ma:index="16" nillable="true" ma:displayName="Extracted Text" ma:internalName="MediaServiceOCR" ma:readOnly="true">
+      <xsd:simpleType>
+        <xsd:restriction base="dms:Note">
+          <xsd:maxLength value="255"/>
+        </xsd:restriction>
+      </xsd:simpleType>
+    </xsd:element>
+    <xsd:element name="_activity" ma:index="17" nillable="true" ma:displayName="_activity" ma:hidden="true" ma:internalName="_activity">
+      <xsd:simpleType>
+        <xsd:restriction base="dms:Note"/>
+      </xsd:simpleType>
+    </xsd:element>
+  </xsd:schema>
+  <xsd:schema xmlns="http://schemas.openxmlformats.org/package/2006/metadata/core-properties" xmlns:xsd="http://www.w3.org/2001/XMLSchema" xmlns:xsi="http://www.w3.org/2001/XMLSchema-instance" xmlns:dc="http://purl.org/dc/elements/1.1/" xmlns:dcterms="http://purl.org/dc/terms/" xmlns:odoc="http://schemas.microsoft.com/internal/obd" targetNamespace="http://schemas.openxmlformats.org/package/2006/metadata/core-properties" elementFormDefault="qualified" attributeFormDefault="unqualified" blockDefault="#all">
+    <xsd:import namespace="http://purl.org/dc/elements/1.1/" schemaLocation="http://dublincore.org/schemas/xmls/qdc/2003/04/02/dc.xsd"/>
+    <xsd:import namespace="http://purl.org/dc/terms/" schemaLocation="http://dublincore.org/schemas/xmls/qdc/2003/04/02/dcterms.xsd"/>
+    <xsd:element name="coreProperties" type="CT_coreProperties"/>
+    <xsd:complexType name="CT_coreProperties">
+      <xsd:all>
+        <xsd:element ref="dc:creator" minOccurs="0" maxOccurs="1"/>
+        <xsd:element ref="dcterms:created" minOccurs="0" maxOccurs="1"/>
+        <xsd:element ref="dc:identifier" minOccurs="0" maxOccurs="1"/>
+        <xsd:element name="contentType" minOccurs="0" maxOccurs="1" type="xsd:string" ma:index="0" ma:displayName="Tipo di contenuto"/>
+        <xsd:element ref="dc:title" minOccurs="0" maxOccurs="1" ma:index="4" ma:displayName="Titolo"/>
+        <xsd:element ref="dc:subject" minOccurs="0" maxOccurs="1"/>
+        <xsd:element ref="dc:description" minOccurs="0" maxOccurs="1"/>
+        <xsd:element name="keywords" minOccurs="0" maxOccurs="1" type="xsd:string"/>
+        <xsd:element ref="dc:language" minOccurs="0" maxOccurs="1"/>
+        <xsd:element name="category" minOccurs="0" maxOccurs="1" type="xsd:string"/>
+        <xsd:element name="version" minOccurs="0" maxOccurs="1" type="xsd:string"/>
+        <xsd:element name="revision" minOccurs="0" maxOccurs="1" type="xsd:string">
+          <xsd:annotation>
+            <xsd:documentation>
+                        This value indicates the number of saves or revisions. The application is responsible for updating this value after each revision.
+                    </xsd:documentation>
+          </xsd:annotation>
+        </xsd:element>
+        <xsd:element name="lastModifiedBy" minOccurs="0" maxOccurs="1" type="xsd:string"/>
+        <xsd:element ref="dcterms:modified" minOccurs="0" maxOccurs="1"/>
+        <xsd:element name="contentStatus" minOccurs="0" maxOccurs="1" type="xsd:string"/>
+      </xsd:all>
+    </xsd:complexType>
+  </xsd:schema>
+  <xs:schema xmlns:pc="http://schemas.microsoft.com/office/infopath/2007/PartnerControls" xmlns:xs="http://www.w3.org/2001/XMLSchema" targetNamespace="http://schemas.microsoft.com/office/infopath/2007/PartnerControls" elementFormDefault="qualified" attributeFormDefault="unqualified">
+    <xs:element name="Person">
+      <xs:complexType>
+        <xs:sequence>
+          <xs:element ref="pc:DisplayName" minOccurs="0"/>
+          <xs:element ref="pc:AccountId" minOccurs="0"/>
+          <xs:element ref="pc:AccountType" minOccurs="0"/>
+        </xs:sequence>
+      </xs:complexType>
+    </xs:element>
+    <xs:element name="DisplayName" type="xs:string"/>
+    <xs:element name="AccountId" type="xs:string"/>
+    <xs:element name="AccountType" type="xs:string"/>
+    <xs:element name="BDCAssociatedEntity">
+      <xs:complexType>
+        <xs:sequence>
+          <xs:element ref="pc:BDCEntity" minOccurs="0" maxOccurs="unbounded"/>
+        </xs:sequence>
+        <xs:attribute ref="pc:EntityNamespace"/>
+        <xs:attribute ref="pc:EntityName"/>
+        <xs:attribute ref="pc:SystemInstanceName"/>
+        <xs:attribute ref="pc:AssociationName"/>
+      </xs:complexType>
+    </xs:element>
+    <xs:attribute name="EntityNamespace" type="xs:string"/>
+    <xs:attribute name="EntityName" type="xs:string"/>
+    <xs:attribute name="SystemInstanceName" type="xs:string"/>
+    <xs:attribute name="AssociationName" type="xs:string"/>
+    <xs:element name="BDCEntity">
+      <xs:complexType>
+        <xs:sequence>
+          <xs:element ref="pc:EntityDisplayName" minOccurs="0"/>
+          <xs:element ref="pc:EntityInstanceReference" minOccurs="0"/>
+          <xs:element ref="pc:EntityId1" minOccurs="0"/>
+          <xs:element ref="pc:EntityId2" minOccurs="0"/>
+          <xs:element ref="pc:EntityId3" minOccurs="0"/>
+          <xs:element ref="pc:EntityId4" minOccurs="0"/>
+          <xs:element ref="pc:EntityId5" minOccurs="0"/>
+        </xs:sequence>
+      </xs:complexType>
+    </xs:element>
+    <xs:element name="EntityDisplayName" type="xs:string"/>
+    <xs:element name="EntityInstanceReference" type="xs:string"/>
+    <xs:element name="EntityId1" type="xs:string"/>
+    <xs:element name="EntityId2" type="xs:string"/>
+    <xs:element name="EntityId3" type="xs:string"/>
+    <xs:element name="EntityId4" type="xs:string"/>
+    <xs:element name="EntityId5" type="xs:string"/>
+    <xs:element name="Terms">
+      <xs:complexType>
+        <xs:sequence>
+          <xs:element ref="pc:TermInfo" minOccurs="0" maxOccurs="unbounded"/>
+        </xs:sequence>
+      </xs:complexType>
+    </xs:element>
+    <xs:element name="TermInfo">
+      <xs:complexType>
+        <xs:sequence>
+          <xs:element ref="pc:TermName" minOccurs="0"/>
+          <xs:element ref="pc:TermId" minOccurs="0"/>
+        </xs:sequence>
+      </xs:complexType>
+    </xs:element>
+    <xs:element name="TermName" type="xs:string"/>
+    <xs:element name="TermId" type="xs:string"/>
+  </xs:schema>
+</ct:contentTypeSchema>
+</file>
+
+<file path=customXml/item2.xml><?xml version="1.0" encoding="utf-8"?>
+<?mso-contentType ?>
+<FormTemplates xmlns="http://schemas.microsoft.com/sharepoint/v3/contenttype/forms">
+  <Display>DocumentLibraryForm</Display>
+  <Edit>DocumentLibraryForm</Edit>
+  <New>DocumentLibraryForm</New>
+</FormTemplates>
+</file>
+
+<file path=customXml/item3.xml><?xml version="1.0" encoding="utf-8"?>
+<p:properties xmlns:p="http://schemas.microsoft.com/office/2006/metadata/properties" xmlns:xsi="http://www.w3.org/2001/XMLSchema-instance" xmlns:pc="http://schemas.microsoft.com/office/infopath/2007/PartnerControls">
+  <documentManagement>
+    <_activity xmlns="1f5a06a5-d553-42c7-bc8b-bb972c4b9415" xsi:nil="true"/>
+  </documentManagement>
+</p:properties>
+</file>
+
+<file path=customXml/itemProps1.xml><?xml version="1.0" encoding="utf-8"?>
+<ds:datastoreItem xmlns:ds="http://schemas.openxmlformats.org/officeDocument/2006/customXml" ds:itemID="{7FB93098-D098-4B3F-92BE-C66F801AD2DF}">
+  <ds:schemaRefs>
+    <ds:schemaRef ds:uri="http://schemas.microsoft.com/office/2006/metadata/contentType"/>
+    <ds:schemaRef ds:uri="http://schemas.microsoft.com/office/2006/metadata/properties/metaAttributes"/>
+    <ds:schemaRef ds:uri="http://www.w3.org/2001/XMLSchema"/>
+    <ds:schemaRef ds:uri="http://schemas.microsoft.com/office/2006/metadata/properties"/>
+    <ds:schemaRef ds:uri="1f5a06a5-d553-42c7-bc8b-bb972c4b9415"/>
+    <ds:schemaRef ds:uri="http://schemas.microsoft.com/office/2006/documentManagement/types"/>
+    <ds:schemaRef ds:uri="http://schemas.microsoft.com/office/infopath/2007/PartnerControls"/>
+    <ds:schemaRef ds:uri="http://schemas.openxmlformats.org/package/2006/metadata/core-properties"/>
+    <ds:schemaRef ds:uri="http://purl.org/dc/elements/1.1/"/>
+    <ds:schemaRef ds:uri="http://purl.org/dc/terms/"/>
+    <ds:schemaRef ds:uri="http://schemas.microsoft.com/internal/obd"/>
+  </ds:schemaRefs>
+</ds:datastoreItem>
+</file>
+
+<file path=customXml/itemProps2.xml><?xml version="1.0" encoding="utf-8"?>
+<ds:datastoreItem xmlns:ds="http://schemas.openxmlformats.org/officeDocument/2006/customXml" ds:itemID="{14A2BD65-0E6C-4175-A210-01AE56444EEC}">
+  <ds:schemaRefs>
+    <ds:schemaRef ds:uri="http://schemas.microsoft.com/sharepoint/v3/contenttype/forms"/>
+  </ds:schemaRefs>
+</ds:datastoreItem>
+</file>
+
+<file path=customXml/itemProps3.xml><?xml version="1.0" encoding="utf-8"?>
+<ds:datastoreItem xmlns:ds="http://schemas.openxmlformats.org/officeDocument/2006/customXml" ds:itemID="{BB9C3DA1-8EA7-45B3-B83F-C0191969D39F}">
+  <ds:schemaRefs>
+    <ds:schemaRef ds:uri="http://schemas.microsoft.com/office/2006/metadata/properties"/>
+    <ds:schemaRef ds:uri="http://schemas.microsoft.com/office/infopath/2007/PartnerControls"/>
+    <ds:schemaRef ds:uri="1f5a06a5-d553-42c7-bc8b-bb972c4b9415"/>
+  </ds:schemaRefs>
+</ds:datastoreItem>
 </file>